--- a/Knowledge/3-Work knowledge/1-Software Engineering/2-General Technologies/9-Databases/5-My Source/2-SQL/7-SQL Commands - Administrative Commands/15-SQL Stored Procedures.docx
+++ b/Knowledge/3-Work knowledge/1-Software Engineering/2-General Technologies/9-Databases/5-My Source/2-SQL/7-SQL Commands - Administrative Commands/15-SQL Stored Procedures.docx
@@ -174,8 +174,8 @@
         <w:rPr>
           <w:rFonts w:ascii="Roboto Mono" w:hAnsi="Roboto Mono"/>
         </w:rPr>
-        <w:pict w14:anchorId="5E8DE08F">
-          <v:rect id="_x0000_i1182" style="width:0;height:1.5pt" o:hralign="center" o:hrstd="t" o:hr="t" fillcolor="#a0a0a0" stroked="f"/>
+        <w:pict w14:anchorId="35AD4F92">
+          <v:rect id="_x0000_i1025" style="width:0;height:1.5pt" o:hralign="center" o:hrstd="t" o:hr="t" fillcolor="#a0a0a0" stroked="f"/>
         </w:pict>
       </w:r>
     </w:p>
@@ -377,8 +377,8 @@
         <w:rPr>
           <w:rFonts w:ascii="Roboto Mono" w:hAnsi="Roboto Mono"/>
         </w:rPr>
-        <w:pict w14:anchorId="03ECBA60">
-          <v:rect id="_x0000_i1183" style="width:0;height:1.5pt" o:hralign="center" o:hrstd="t" o:hr="t" fillcolor="#a0a0a0" stroked="f"/>
+        <w:pict w14:anchorId="54D25826">
+          <v:rect id="_x0000_i1026" style="width:0;height:1.5pt" o:hralign="center" o:hrstd="t" o:hr="t" fillcolor="#a0a0a0" stroked="f"/>
         </w:pict>
       </w:r>
     </w:p>
@@ -465,7 +465,6 @@
         <w:rPr>
           <w:rFonts w:ascii="Roboto Mono" w:hAnsi="Roboto Mono"/>
         </w:rPr>
-        <w:lastRenderedPageBreak/>
         <w:t>Instead of writing this query every time:</w:t>
       </w:r>
     </w:p>
@@ -480,7 +479,7 @@
           <w:noProof/>
         </w:rPr>
         <w:drawing>
-          <wp:inline distT="0" distB="0" distL="0" distR="0" wp14:anchorId="38ECB5DE" wp14:editId="075E8617">
+          <wp:inline distT="0" distB="0" distL="0" distR="0" wp14:anchorId="60E15E6B" wp14:editId="40F013CD">
             <wp:extent cx="5943600" cy="911225"/>
             <wp:effectExtent l="0" t="0" r="0" b="3175"/>
             <wp:docPr id="991239592" name="Picture 1"/>
@@ -592,7 +591,7 @@
           <w:noProof/>
         </w:rPr>
         <w:drawing>
-          <wp:inline distT="0" distB="0" distL="0" distR="0" wp14:anchorId="05B9FA6B" wp14:editId="16D0123E">
+          <wp:inline distT="0" distB="0" distL="0" distR="0" wp14:anchorId="55346CA6" wp14:editId="5738F997">
             <wp:extent cx="5943600" cy="1243330"/>
             <wp:effectExtent l="0" t="0" r="0" b="0"/>
             <wp:docPr id="38219203" name="Picture 2"/>
@@ -730,7 +729,7 @@
           <w:noProof/>
         </w:rPr>
         <w:drawing>
-          <wp:inline distT="0" distB="0" distL="0" distR="0" wp14:anchorId="462AE2A9" wp14:editId="3E18164C">
+          <wp:inline distT="0" distB="0" distL="0" distR="0" wp14:anchorId="3FCBF52A" wp14:editId="0E8927E6">
             <wp:extent cx="5943600" cy="654685"/>
             <wp:effectExtent l="0" t="0" r="0" b="0"/>
             <wp:docPr id="271277669" name="Picture 3"/>
@@ -802,8 +801,8 @@
         <w:rPr>
           <w:rFonts w:ascii="Roboto Mono" w:hAnsi="Roboto Mono"/>
         </w:rPr>
-        <w:pict w14:anchorId="2BB6A1FC">
-          <v:rect id="_x0000_i1184" style="width:0;height:1.5pt" o:hralign="center" o:hrstd="t" o:hr="t" fillcolor="#a0a0a0" stroked="f"/>
+        <w:pict w14:anchorId="248C87EB">
+          <v:rect id="_x0000_i1027" style="width:0;height:1.5pt" o:hralign="center" o:hrstd="t" o:hr="t" fillcolor="#a0a0a0" stroked="f"/>
         </w:pict>
       </w:r>
     </w:p>
@@ -894,7 +893,6 @@
           <w:b/>
           <w:bCs/>
         </w:rPr>
-        <w:lastRenderedPageBreak/>
         <w:t>Create a Stored Procedure</w:t>
       </w:r>
     </w:p>
@@ -911,7 +909,7 @@
           <w:noProof/>
         </w:rPr>
         <w:drawing>
-          <wp:inline distT="0" distB="0" distL="0" distR="0" wp14:anchorId="5DABCE8A" wp14:editId="45F6F4F0">
+          <wp:inline distT="0" distB="0" distL="0" distR="0" wp14:anchorId="3ECC5BA7" wp14:editId="40E4D8E1">
             <wp:extent cx="5943600" cy="1223645"/>
             <wp:effectExtent l="0" t="0" r="0" b="0"/>
             <wp:docPr id="1517820874" name="Picture 4"/>
@@ -1035,8 +1033,8 @@
         <w:rPr>
           <w:rFonts w:ascii="Roboto Mono" w:hAnsi="Roboto Mono"/>
         </w:rPr>
-        <w:pict w14:anchorId="1871015D">
-          <v:rect id="_x0000_i1185" style="width:0;height:1.5pt" o:hralign="center" o:hrstd="t" o:hr="t" fillcolor="#a0a0a0" stroked="f"/>
+        <w:pict w14:anchorId="3E46FB3E">
+          <v:rect id="_x0000_i1028" style="width:0;height:1.5pt" o:hralign="center" o:hrstd="t" o:hr="t" fillcolor="#a0a0a0" stroked="f"/>
         </w:pict>
       </w:r>
     </w:p>
@@ -1070,7 +1068,7 @@
           <w:noProof/>
         </w:rPr>
         <w:drawing>
-          <wp:inline distT="0" distB="0" distL="0" distR="0" wp14:anchorId="14B2B339" wp14:editId="66C2716C">
+          <wp:inline distT="0" distB="0" distL="0" distR="0" wp14:anchorId="266106F5" wp14:editId="7354A8F6">
             <wp:extent cx="5943600" cy="618490"/>
             <wp:effectExtent l="0" t="0" r="0" b="0"/>
             <wp:docPr id="221672639" name="Picture 5"/>
@@ -1142,8 +1140,8 @@
         <w:rPr>
           <w:rFonts w:ascii="Roboto Mono" w:hAnsi="Roboto Mono"/>
         </w:rPr>
-        <w:pict w14:anchorId="424E04D5">
-          <v:rect id="_x0000_i1186" style="width:0;height:1.5pt" o:hralign="center" o:hrstd="t" o:hr="t" fillcolor="#a0a0a0" stroked="f"/>
+        <w:pict w14:anchorId="44214E31">
+          <v:rect id="_x0000_i1029" style="width:0;height:1.5pt" o:hralign="center" o:hrstd="t" o:hr="t" fillcolor="#a0a0a0" stroked="f"/>
         </w:pict>
       </w:r>
     </w:p>
@@ -1232,9 +1230,8 @@
         <w:rPr>
           <w:noProof/>
         </w:rPr>
-        <w:lastRenderedPageBreak/>
         <w:drawing>
-          <wp:inline distT="0" distB="0" distL="0" distR="0" wp14:anchorId="0A0DD3C3" wp14:editId="11CA7910">
+          <wp:inline distT="0" distB="0" distL="0" distR="0" wp14:anchorId="11E2DBE8" wp14:editId="471B148B">
             <wp:extent cx="5943600" cy="2302510"/>
             <wp:effectExtent l="0" t="0" r="0" b="2540"/>
             <wp:docPr id="1865027920" name="Picture 6"/>
@@ -1634,8 +1631,8 @@
         <w:rPr>
           <w:rFonts w:ascii="Roboto Mono" w:hAnsi="Roboto Mono"/>
         </w:rPr>
-        <w:pict w14:anchorId="461C341F">
-          <v:rect id="_x0000_i1187" style="width:0;height:1.5pt" o:hralign="center" o:hrstd="t" o:hr="t" fillcolor="#a0a0a0" stroked="f"/>
+        <w:pict w14:anchorId="4CC19161">
+          <v:rect id="_x0000_i1030" style="width:0;height:1.5pt" o:hralign="center" o:hrstd="t" o:hr="t" fillcolor="#a0a0a0" stroked="f"/>
         </w:pict>
       </w:r>
     </w:p>
@@ -1725,7 +1722,7 @@
           <w:noProof/>
         </w:rPr>
         <w:drawing>
-          <wp:inline distT="0" distB="0" distL="0" distR="0" wp14:anchorId="0AFAAC81" wp14:editId="4090F0C1">
+          <wp:inline distT="0" distB="0" distL="0" distR="0" wp14:anchorId="74EFFA59" wp14:editId="35643114">
             <wp:extent cx="5943600" cy="1404620"/>
             <wp:effectExtent l="0" t="0" r="0" b="5080"/>
             <wp:docPr id="1248345800" name="Picture 7"/>
@@ -1797,7 +1794,6 @@
         <w:rPr>
           <w:rFonts w:ascii="Roboto Mono" w:hAnsi="Roboto Mono"/>
         </w:rPr>
-        <w:lastRenderedPageBreak/>
         <w:t>AS</w:t>
       </w:r>
     </w:p>
@@ -1869,7 +1865,7 @@
     <w:p>
       <w:pPr>
         <w:rPr>
-          <w:rFonts w:ascii="Roboto Mono" w:hAnsi="Roboto Mono" w:hint="cs"/>
+          <w:rFonts w:ascii="Roboto Mono" w:hAnsi="Roboto Mono"/>
           <w:rtl/>
           <w:lang w:bidi="ar-EG"/>
         </w:rPr>
@@ -1879,7 +1875,7 @@
           <w:noProof/>
         </w:rPr>
         <w:drawing>
-          <wp:inline distT="0" distB="0" distL="0" distR="0" wp14:anchorId="6FFB7332" wp14:editId="4B9F97C7">
+          <wp:inline distT="0" distB="0" distL="0" distR="0" wp14:anchorId="5FBB92C6" wp14:editId="39FA8CD9">
             <wp:extent cx="5943600" cy="624840"/>
             <wp:effectExtent l="0" t="0" r="0" b="3810"/>
             <wp:docPr id="696117852" name="Picture 8"/>
@@ -1951,8 +1947,8 @@
         <w:rPr>
           <w:rFonts w:ascii="Roboto Mono" w:hAnsi="Roboto Mono"/>
         </w:rPr>
-        <w:pict w14:anchorId="430873CF">
-          <v:rect id="_x0000_i1188" style="width:0;height:1.5pt" o:hralign="center" o:hrstd="t" o:hr="t" fillcolor="#a0a0a0" stroked="f"/>
+        <w:pict w14:anchorId="38F31F70">
+          <v:rect id="_x0000_i1031" style="width:0;height:1.5pt" o:hralign="center" o:hrstd="t" o:hr="t" fillcolor="#a0a0a0" stroked="f"/>
         </w:pict>
       </w:r>
     </w:p>
@@ -2043,7 +2039,7 @@
           <w:noProof/>
         </w:rPr>
         <w:drawing>
-          <wp:inline distT="0" distB="0" distL="0" distR="0" wp14:anchorId="5598911D" wp14:editId="2F2CDACA">
+          <wp:inline distT="0" distB="0" distL="0" distR="0" wp14:anchorId="5BFA2F48" wp14:editId="27F4BDD1">
             <wp:extent cx="5943600" cy="1692275"/>
             <wp:effectExtent l="0" t="0" r="0" b="3175"/>
             <wp:docPr id="1122897991" name="Picture 9"/>
@@ -2180,7 +2176,6 @@
         <w:rPr>
           <w:rFonts w:ascii="Roboto Mono" w:hAnsi="Roboto Mono"/>
         </w:rPr>
-        <w:lastRenderedPageBreak/>
         <w:t xml:space="preserve">    WHERE EmployeeID = @EmployeeID;</w:t>
       </w:r>
     </w:p>
@@ -2222,7 +2217,7 @@
           <w:noProof/>
         </w:rPr>
         <w:drawing>
-          <wp:inline distT="0" distB="0" distL="0" distR="0" wp14:anchorId="7EC5E4E2" wp14:editId="2C070383">
+          <wp:inline distT="0" distB="0" distL="0" distR="0" wp14:anchorId="7322BA89" wp14:editId="165B2224">
             <wp:extent cx="5943600" cy="650875"/>
             <wp:effectExtent l="0" t="0" r="0" b="0"/>
             <wp:docPr id="745648707" name="Picture 10"/>
@@ -2294,8 +2289,8 @@
         <w:rPr>
           <w:rFonts w:ascii="Roboto Mono" w:hAnsi="Roboto Mono"/>
         </w:rPr>
-        <w:pict w14:anchorId="364FB147">
-          <v:rect id="_x0000_i1189" style="width:0;height:1.5pt" o:hralign="center" o:hrstd="t" o:hr="t" fillcolor="#a0a0a0" stroked="f"/>
+        <w:pict w14:anchorId="6209E66D">
+          <v:rect id="_x0000_i1032" style="width:0;height:1.5pt" o:hralign="center" o:hrstd="t" o:hr="t" fillcolor="#a0a0a0" stroked="f"/>
         </w:pict>
       </w:r>
     </w:p>
@@ -2386,7 +2381,7 @@
           <w:noProof/>
         </w:rPr>
         <w:drawing>
-          <wp:inline distT="0" distB="0" distL="0" distR="0" wp14:anchorId="3B3945D8" wp14:editId="23F0305C">
+          <wp:inline distT="0" distB="0" distL="0" distR="0" wp14:anchorId="41398908" wp14:editId="574ADC75">
             <wp:extent cx="5943600" cy="2050415"/>
             <wp:effectExtent l="0" t="0" r="0" b="6985"/>
             <wp:docPr id="51574744" name="Picture 11"/>
@@ -2549,7 +2544,6 @@
         <w:rPr>
           <w:rFonts w:ascii="Roboto Mono" w:hAnsi="Roboto Mono"/>
         </w:rPr>
-        <w:lastRenderedPageBreak/>
         <w:t xml:space="preserve">      AND Salary &gt;= @MinimumSalary;</w:t>
       </w:r>
     </w:p>
@@ -2591,7 +2585,7 @@
           <w:noProof/>
         </w:rPr>
         <w:drawing>
-          <wp:inline distT="0" distB="0" distL="0" distR="0" wp14:anchorId="5E6F8769" wp14:editId="3423657F">
+          <wp:inline distT="0" distB="0" distL="0" distR="0" wp14:anchorId="6DF86B90" wp14:editId="6E436533">
             <wp:extent cx="5943600" cy="911225"/>
             <wp:effectExtent l="0" t="0" r="0" b="3175"/>
             <wp:docPr id="1289276895" name="Picture 12"/>
@@ -2689,8 +2683,8 @@
         <w:rPr>
           <w:rFonts w:ascii="Roboto Mono" w:hAnsi="Roboto Mono"/>
         </w:rPr>
-        <w:pict w14:anchorId="2A50CBE8">
-          <v:rect id="_x0000_i1190" style="width:0;height:1.5pt" o:hralign="center" o:hrstd="t" o:hr="t" fillcolor="#a0a0a0" stroked="f"/>
+        <w:pict w14:anchorId="30D9BC2A">
+          <v:rect id="_x0000_i1033" style="width:0;height:1.5pt" o:hralign="center" o:hrstd="t" o:hr="t" fillcolor="#a0a0a0" stroked="f"/>
         </w:pict>
       </w:r>
     </w:p>
@@ -2781,7 +2775,7 @@
           <w:noProof/>
         </w:rPr>
         <w:drawing>
-          <wp:inline distT="0" distB="0" distL="0" distR="0" wp14:anchorId="19EF7718" wp14:editId="3E7F9A16">
+          <wp:inline distT="0" distB="0" distL="0" distR="0" wp14:anchorId="2A8E5954" wp14:editId="3205B279">
             <wp:extent cx="5943600" cy="1743075"/>
             <wp:effectExtent l="0" t="0" r="0" b="9525"/>
             <wp:docPr id="1707419718" name="Picture 13"/>
@@ -2918,7 +2912,6 @@
         <w:rPr>
           <w:rFonts w:ascii="Roboto Mono" w:hAnsi="Roboto Mono"/>
         </w:rPr>
-        <w:lastRenderedPageBreak/>
         <w:t xml:space="preserve">    VALUES(@Name, @Salary);</w:t>
       </w:r>
     </w:p>
@@ -2960,7 +2953,7 @@
           <w:noProof/>
         </w:rPr>
         <w:drawing>
-          <wp:inline distT="0" distB="0" distL="0" distR="0" wp14:anchorId="7ABECBC8" wp14:editId="0ED5F4CC">
+          <wp:inline distT="0" distB="0" distL="0" distR="0" wp14:anchorId="1F9CA653" wp14:editId="57A573E0">
             <wp:extent cx="5943600" cy="908050"/>
             <wp:effectExtent l="0" t="0" r="0" b="6350"/>
             <wp:docPr id="397496604" name="Picture 14"/>
@@ -3058,8 +3051,8 @@
         <w:rPr>
           <w:rFonts w:ascii="Roboto Mono" w:hAnsi="Roboto Mono"/>
         </w:rPr>
-        <w:pict w14:anchorId="78AB5852">
-          <v:rect id="_x0000_i1191" style="width:0;height:1.5pt" o:hralign="center" o:hrstd="t" o:hr="t" fillcolor="#a0a0a0" stroked="f"/>
+        <w:pict w14:anchorId="2C14658F">
+          <v:rect id="_x0000_i1034" style="width:0;height:1.5pt" o:hralign="center" o:hrstd="t" o:hr="t" fillcolor="#a0a0a0" stroked="f"/>
         </w:pict>
       </w:r>
     </w:p>
@@ -3150,7 +3143,7 @@
           <w:noProof/>
         </w:rPr>
         <w:drawing>
-          <wp:inline distT="0" distB="0" distL="0" distR="0" wp14:anchorId="50100C8D" wp14:editId="3FEA08D3">
+          <wp:inline distT="0" distB="0" distL="0" distR="0" wp14:anchorId="015B3B49" wp14:editId="23FE0A02">
             <wp:extent cx="5943600" cy="1837690"/>
             <wp:effectExtent l="0" t="0" r="0" b="0"/>
             <wp:docPr id="1716557662" name="Picture 15"/>
@@ -3287,7 +3280,6 @@
         <w:rPr>
           <w:rFonts w:ascii="Roboto Mono" w:hAnsi="Roboto Mono"/>
         </w:rPr>
-        <w:lastRenderedPageBreak/>
         <w:t xml:space="preserve">    SET Salary = @Salary</w:t>
       </w:r>
     </w:p>
@@ -3342,7 +3334,7 @@
           <w:noProof/>
         </w:rPr>
         <w:drawing>
-          <wp:inline distT="0" distB="0" distL="0" distR="0" wp14:anchorId="562F35F1" wp14:editId="1E1EA905">
+          <wp:inline distT="0" distB="0" distL="0" distR="0" wp14:anchorId="63D2A1D4" wp14:editId="229722B6">
             <wp:extent cx="5943600" cy="930910"/>
             <wp:effectExtent l="0" t="0" r="0" b="2540"/>
             <wp:docPr id="132687603" name="Picture 16"/>
@@ -3440,8 +3432,8 @@
         <w:rPr>
           <w:rFonts w:ascii="Roboto Mono" w:hAnsi="Roboto Mono"/>
         </w:rPr>
-        <w:pict w14:anchorId="60684835">
-          <v:rect id="_x0000_i1192" style="width:0;height:1.5pt" o:hralign="center" o:hrstd="t" o:hr="t" fillcolor="#a0a0a0" stroked="f"/>
+        <w:pict w14:anchorId="2588F1AC">
+          <v:rect id="_x0000_i1035" style="width:0;height:1.5pt" o:hralign="center" o:hrstd="t" o:hr="t" fillcolor="#a0a0a0" stroked="f"/>
         </w:pict>
       </w:r>
     </w:p>
@@ -3532,7 +3524,7 @@
           <w:noProof/>
         </w:rPr>
         <w:drawing>
-          <wp:inline distT="0" distB="0" distL="0" distR="0" wp14:anchorId="5B2E0E25" wp14:editId="7FE7CA13">
+          <wp:inline distT="0" distB="0" distL="0" distR="0" wp14:anchorId="1B1B7670" wp14:editId="079B63C2">
             <wp:extent cx="5943600" cy="1549400"/>
             <wp:effectExtent l="0" t="0" r="0" b="0"/>
             <wp:docPr id="1944943740" name="Picture 17"/>
@@ -3669,7 +3661,6 @@
         <w:rPr>
           <w:rFonts w:ascii="Roboto Mono" w:hAnsi="Roboto Mono"/>
         </w:rPr>
-        <w:lastRenderedPageBreak/>
         <w:t>END;</w:t>
       </w:r>
     </w:p>
@@ -3698,7 +3689,7 @@
           <w:noProof/>
         </w:rPr>
         <w:drawing>
-          <wp:inline distT="0" distB="0" distL="0" distR="0" wp14:anchorId="1B8760F9" wp14:editId="1149DA9E">
+          <wp:inline distT="0" distB="0" distL="0" distR="0" wp14:anchorId="6F4EBE60" wp14:editId="3AEA4BDB">
             <wp:extent cx="5943600" cy="781050"/>
             <wp:effectExtent l="0" t="0" r="0" b="0"/>
             <wp:docPr id="1977734841" name="Picture 18"/>
@@ -3783,8 +3774,8 @@
         <w:rPr>
           <w:rFonts w:ascii="Roboto Mono" w:hAnsi="Roboto Mono"/>
         </w:rPr>
-        <w:pict w14:anchorId="1BA7145D">
-          <v:rect id="_x0000_i1193" style="width:0;height:1.5pt" o:hralign="center" o:hrstd="t" o:hr="t" fillcolor="#a0a0a0" stroked="f"/>
+        <w:pict w14:anchorId="11AC1B58">
+          <v:rect id="_x0000_i1036" style="width:0;height:1.5pt" o:hralign="center" o:hrstd="t" o:hr="t" fillcolor="#a0a0a0" stroked="f"/>
         </w:pict>
       </w:r>
     </w:p>
@@ -3892,7 +3883,7 @@
           <w:noProof/>
         </w:rPr>
         <w:drawing>
-          <wp:inline distT="0" distB="0" distL="0" distR="0" wp14:anchorId="308A3BDD" wp14:editId="1AB464CC">
+          <wp:inline distT="0" distB="0" distL="0" distR="0" wp14:anchorId="496CE873" wp14:editId="721E6016">
             <wp:extent cx="5943600" cy="1378585"/>
             <wp:effectExtent l="0" t="0" r="0" b="0"/>
             <wp:docPr id="878319279" name="Picture 19"/>
@@ -4029,8 +4020,8 @@
         <w:rPr>
           <w:rFonts w:ascii="Roboto Mono" w:hAnsi="Roboto Mono"/>
         </w:rPr>
-        <w:pict w14:anchorId="73C4F7F8">
-          <v:rect id="_x0000_i1194" style="width:0;height:1.5pt" o:hralign="center" o:hrstd="t" o:hr="t" fillcolor="#a0a0a0" stroked="f"/>
+        <w:pict w14:anchorId="12A1B9DE">
+          <v:rect id="_x0000_i1037" style="width:0;height:1.5pt" o:hralign="center" o:hrstd="t" o:hr="t" fillcolor="#a0a0a0" stroked="f"/>
         </w:pict>
       </w:r>
     </w:p>
@@ -4122,9 +4113,8 @@
         <w:rPr>
           <w:noProof/>
         </w:rPr>
-        <w:lastRenderedPageBreak/>
         <w:drawing>
-          <wp:inline distT="0" distB="0" distL="0" distR="0" wp14:anchorId="2E8F960D" wp14:editId="7233182A">
+          <wp:inline distT="0" distB="0" distL="0" distR="0" wp14:anchorId="125923CE" wp14:editId="00BF5A66">
             <wp:extent cx="5943600" cy="1401445"/>
             <wp:effectExtent l="0" t="0" r="0" b="8255"/>
             <wp:docPr id="64818088" name="Picture 20"/>
@@ -4261,8 +4251,8 @@
         <w:rPr>
           <w:rFonts w:ascii="Roboto Mono" w:hAnsi="Roboto Mono"/>
         </w:rPr>
-        <w:pict w14:anchorId="6669CA2C">
-          <v:rect id="_x0000_i1195" style="width:0;height:1.5pt" o:hralign="center" o:hrstd="t" o:hr="t" fillcolor="#a0a0a0" stroked="f"/>
+        <w:pict w14:anchorId="61642448">
+          <v:rect id="_x0000_i1038" style="width:0;height:1.5pt" o:hralign="center" o:hrstd="t" o:hr="t" fillcolor="#a0a0a0" stroked="f"/>
         </w:pict>
       </w:r>
     </w:p>
@@ -4355,7 +4345,7 @@
           <w:noProof/>
         </w:rPr>
         <w:drawing>
-          <wp:inline distT="0" distB="0" distL="0" distR="0" wp14:anchorId="58DD546A" wp14:editId="78626FE2">
+          <wp:inline distT="0" distB="0" distL="0" distR="0" wp14:anchorId="47FBB63F" wp14:editId="1E8B7BC3">
             <wp:extent cx="5943600" cy="1549400"/>
             <wp:effectExtent l="0" t="0" r="0" b="0"/>
             <wp:docPr id="1555158397" name="Picture 21"/>
@@ -4492,7 +4482,6 @@
         <w:rPr>
           <w:rFonts w:ascii="Roboto Mono" w:hAnsi="Roboto Mono"/>
         </w:rPr>
-        <w:lastRenderedPageBreak/>
         <w:t>END;</w:t>
       </w:r>
     </w:p>
@@ -4506,8 +4495,8 @@
         <w:rPr>
           <w:rFonts w:ascii="Roboto Mono" w:hAnsi="Roboto Mono"/>
         </w:rPr>
-        <w:pict w14:anchorId="037DD52D">
-          <v:rect id="_x0000_i1196" style="width:0;height:1.5pt" o:hralign="center" o:hrstd="t" o:hr="t" fillcolor="#a0a0a0" stroked="f"/>
+        <w:pict w14:anchorId="59D0C58E">
+          <v:rect id="_x0000_i1039" style="width:0;height:1.5pt" o:hralign="center" o:hrstd="t" o:hr="t" fillcolor="#a0a0a0" stroked="f"/>
         </w:pict>
       </w:r>
     </w:p>
@@ -4600,7 +4589,7 @@
           <w:noProof/>
         </w:rPr>
         <w:drawing>
-          <wp:inline distT="0" distB="0" distL="0" distR="0" wp14:anchorId="4EF05479" wp14:editId="2979C6D9">
+          <wp:inline distT="0" distB="0" distL="0" distR="0" wp14:anchorId="6817A3DB" wp14:editId="6DF5F55A">
             <wp:extent cx="5943600" cy="638175"/>
             <wp:effectExtent l="0" t="0" r="0" b="9525"/>
             <wp:docPr id="1036744138" name="Picture 22"/>
@@ -4672,8 +4661,8 @@
         <w:rPr>
           <w:rFonts w:ascii="Roboto Mono" w:hAnsi="Roboto Mono"/>
         </w:rPr>
-        <w:pict w14:anchorId="0D67D500">
-          <v:rect id="_x0000_i1197" style="width:0;height:1.5pt" o:hralign="center" o:hrstd="t" o:hr="t" fillcolor="#a0a0a0" stroked="f"/>
+        <w:pict w14:anchorId="3937CBE7">
+          <v:rect id="_x0000_i1040" style="width:0;height:1.5pt" o:hralign="center" o:hrstd="t" o:hr="t" fillcolor="#a0a0a0" stroked="f"/>
         </w:pict>
       </w:r>
     </w:p>
@@ -4766,7 +4755,7 @@
           <w:noProof/>
         </w:rPr>
         <w:drawing>
-          <wp:inline distT="0" distB="0" distL="0" distR="0" wp14:anchorId="478C0C00" wp14:editId="0672D56F">
+          <wp:inline distT="0" distB="0" distL="0" distR="0" wp14:anchorId="0FD27403" wp14:editId="17B94360">
             <wp:extent cx="5943600" cy="1720215"/>
             <wp:effectExtent l="0" t="0" r="0" b="0"/>
             <wp:docPr id="1747202915" name="Picture 23"/>
@@ -4929,9 +4918,8 @@
         <w:rPr>
           <w:rFonts w:ascii="Roboto Mono" w:hAnsi="Roboto Mono"/>
         </w:rPr>
-        <w:lastRenderedPageBreak/>
-        <w:pict w14:anchorId="63631692">
-          <v:rect id="_x0000_i1198" style="width:0;height:1.5pt" o:hralign="center" o:hrstd="t" o:hr="t" fillcolor="#a0a0a0" stroked="f"/>
+        <w:pict w14:anchorId="2C96254D">
+          <v:rect id="_x0000_i1041" style="width:0;height:1.5pt" o:hralign="center" o:hrstd="t" o:hr="t" fillcolor="#a0a0a0" stroked="f"/>
         </w:pict>
       </w:r>
     </w:p>
@@ -5024,7 +5012,7 @@
           <w:noProof/>
         </w:rPr>
         <w:drawing>
-          <wp:inline distT="0" distB="0" distL="0" distR="0" wp14:anchorId="595099F1" wp14:editId="68905FF2">
+          <wp:inline distT="0" distB="0" distL="0" distR="0" wp14:anchorId="395A7AC3" wp14:editId="5F247037">
             <wp:extent cx="5943600" cy="758825"/>
             <wp:effectExtent l="0" t="0" r="0" b="3175"/>
             <wp:docPr id="2091736494" name="Picture 24"/>
@@ -5185,7 +5173,7 @@
           <w:noProof/>
         </w:rPr>
         <w:drawing>
-          <wp:inline distT="0" distB="0" distL="0" distR="0" wp14:anchorId="3894C90E" wp14:editId="0288ACAC">
+          <wp:inline distT="0" distB="0" distL="0" distR="0" wp14:anchorId="13F1E4F8" wp14:editId="41E9C2A7">
             <wp:extent cx="5943600" cy="1910715"/>
             <wp:effectExtent l="0" t="0" r="0" b="0"/>
             <wp:docPr id="608870226" name="Picture 25"/>
@@ -5540,9 +5528,8 @@
         <w:rPr>
           <w:rFonts w:ascii="Roboto Mono" w:hAnsi="Roboto Mono"/>
         </w:rPr>
-        <w:lastRenderedPageBreak/>
-        <w:pict w14:anchorId="3D77479A">
-          <v:rect id="_x0000_i1200" style="width:0;height:1.5pt" o:hralign="center" o:hrstd="t" o:hr="t" fillcolor="#a0a0a0" stroked="f"/>
+        <w:pict w14:anchorId="1721C049">
+          <v:rect id="_x0000_i1042" style="width:0;height:1.5pt" o:hralign="center" o:hrstd="t" o:hr="t" fillcolor="#a0a0a0" stroked="f"/>
         </w:pict>
       </w:r>
     </w:p>
@@ -5632,7 +5619,7 @@
           <w:noProof/>
         </w:rPr>
         <w:drawing>
-          <wp:inline distT="0" distB="0" distL="0" distR="0" wp14:anchorId="5A972469" wp14:editId="3BC74203">
+          <wp:inline distT="0" distB="0" distL="0" distR="0" wp14:anchorId="3FDD623A" wp14:editId="2B0E1194">
             <wp:extent cx="5943600" cy="1563370"/>
             <wp:effectExtent l="0" t="0" r="0" b="0"/>
             <wp:docPr id="1223111458" name="Picture 27"/>
@@ -5942,8 +5929,8 @@
         <w:rPr>
           <w:rFonts w:ascii="Roboto Mono" w:hAnsi="Roboto Mono"/>
         </w:rPr>
-        <w:pict w14:anchorId="2402B7BD">
-          <v:rect id="_x0000_i1201" style="width:0;height:1.5pt" o:hralign="center" o:hrstd="t" o:hr="t" fillcolor="#a0a0a0" stroked="f"/>
+        <w:pict w14:anchorId="04DA64AC">
+          <v:rect id="_x0000_i1043" style="width:0;height:1.5pt" o:hralign="center" o:hrstd="t" o:hr="t" fillcolor="#a0a0a0" stroked="f"/>
         </w:pict>
       </w:r>
     </w:p>
@@ -6130,7 +6117,6 @@
         <w:rPr>
           <w:rFonts w:ascii="Roboto Mono" w:hAnsi="Roboto Mono"/>
         </w:rPr>
-        <w:lastRenderedPageBreak/>
         <w:t>Stored procedures are commonly used in enterprise applications to centralize business logic.</w:t>
       </w:r>
     </w:p>
@@ -6144,8 +6130,8 @@
         <w:rPr>
           <w:rFonts w:ascii="Roboto Mono" w:hAnsi="Roboto Mono"/>
         </w:rPr>
-        <w:pict w14:anchorId="174F8A81">
-          <v:rect id="_x0000_i1202" style="width:0;height:1.5pt" o:hralign="center" o:hrstd="t" o:hr="t" fillcolor="#a0a0a0" stroked="f"/>
+        <w:pict w14:anchorId="4954DE25">
+          <v:rect id="_x0000_i1044" style="width:0;height:1.5pt" o:hralign="center" o:hrstd="t" o:hr="t" fillcolor="#a0a0a0" stroked="f"/>
         </w:pict>
       </w:r>
     </w:p>
@@ -6235,7 +6221,7 @@
           <w:noProof/>
         </w:rPr>
         <w:drawing>
-          <wp:inline distT="0" distB="0" distL="0" distR="0" wp14:anchorId="6027EFC4" wp14:editId="13C55DD6">
+          <wp:inline distT="0" distB="0" distL="0" distR="0" wp14:anchorId="55C531AE" wp14:editId="090FD507">
             <wp:extent cx="5943600" cy="1550035"/>
             <wp:effectExtent l="0" t="0" r="0" b="0"/>
             <wp:docPr id="808878180" name="Picture 28"/>
@@ -6590,8 +6576,8 @@
         <w:rPr>
           <w:rFonts w:ascii="Roboto Mono" w:hAnsi="Roboto Mono"/>
         </w:rPr>
-        <w:pict w14:anchorId="61813D38">
-          <v:rect id="_x0000_i1203" style="width:0;height:1.5pt" o:hralign="center" o:hrstd="t" o:hr="t" fillcolor="#a0a0a0" stroked="f"/>
+        <w:pict w14:anchorId="57DB0C1A">
+          <v:rect id="_x0000_i1045" style="width:0;height:1.5pt" o:hralign="center" o:hrstd="t" o:hr="t" fillcolor="#a0a0a0" stroked="f"/>
         </w:pict>
       </w:r>
     </w:p>
@@ -6680,9 +6666,8 @@
         <w:rPr>
           <w:noProof/>
         </w:rPr>
-        <w:lastRenderedPageBreak/>
         <w:drawing>
-          <wp:inline distT="0" distB="0" distL="0" distR="0" wp14:anchorId="4046C828" wp14:editId="6D6DD4A6">
+          <wp:inline distT="0" distB="0" distL="0" distR="0" wp14:anchorId="3F6C27D6" wp14:editId="334122B8">
             <wp:extent cx="5943600" cy="2207260"/>
             <wp:effectExtent l="0" t="0" r="0" b="2540"/>
             <wp:docPr id="1126599723" name="Picture 29"/>
@@ -6959,8 +6944,8 @@
         <w:rPr>
           <w:rFonts w:ascii="Roboto Mono" w:hAnsi="Roboto Mono"/>
         </w:rPr>
-        <w:pict w14:anchorId="36167CB0">
-          <v:rect id="_x0000_i1204" style="width:0;height:1.5pt" o:hralign="center" o:hrstd="t" o:hr="t" fillcolor="#a0a0a0" stroked="f"/>
+        <w:pict w14:anchorId="096C3969">
+          <v:rect id="_x0000_i1046" style="width:0;height:1.5pt" o:hralign="center" o:hrstd="t" o:hr="t" fillcolor="#a0a0a0" stroked="f"/>
         </w:pict>
       </w:r>
     </w:p>
@@ -7077,7 +7062,6 @@
         <w:rPr>
           <w:rFonts w:ascii="Roboto Mono" w:hAnsi="Roboto Mono"/>
         </w:rPr>
-        <w:lastRenderedPageBreak/>
         <w:t>Boil water</w:t>
       </w:r>
     </w:p>
@@ -7196,8 +7180,8 @@
         <w:rPr>
           <w:rFonts w:ascii="Roboto Mono" w:hAnsi="Roboto Mono"/>
         </w:rPr>
-        <w:pict w14:anchorId="5F9AFA65">
-          <v:rect id="_x0000_i1206" style="width:0;height:1.5pt" o:hralign="center" o:hrstd="t" o:hr="t" fillcolor="#a0a0a0" stroked="f"/>
+        <w:pict w14:anchorId="17E31D35">
+          <v:rect id="_x0000_i1047" style="width:0;height:1.5pt" o:hralign="center" o:hrstd="t" o:hr="t" fillcolor="#a0a0a0" stroked="f"/>
         </w:pict>
       </w:r>
     </w:p>
@@ -7308,6 +7292,7 @@
         </w:rPr>
       </w:pPr>
     </w:p>
+    <w:p/>
     <w:sectPr>
       <w:pgSz w:w="12240" w:h="15840"/>
       <w:pgMar w:top="1440" w:right="1440" w:bottom="1440" w:left="1440" w:header="720" w:footer="720" w:gutter="0"/>
@@ -8151,7 +8136,7 @@
     <w:link w:val="Heading1Char"/>
     <w:uiPriority w:val="9"/>
     <w:qFormat/>
-    <w:rsid w:val="008D0735"/>
+    <w:rsid w:val="00161652"/>
     <w:pPr>
       <w:keepNext/>
       <w:keepLines/>
@@ -8173,7 +8158,7 @@
     <w:uiPriority w:val="9"/>
     <w:unhideWhenUsed/>
     <w:qFormat/>
-    <w:rsid w:val="008D0735"/>
+    <w:rsid w:val="00161652"/>
     <w:pPr>
       <w:keepNext/>
       <w:keepLines/>
@@ -8195,7 +8180,7 @@
     <w:uiPriority w:val="9"/>
     <w:unhideWhenUsed/>
     <w:qFormat/>
-    <w:rsid w:val="008D0735"/>
+    <w:rsid w:val="00161652"/>
     <w:pPr>
       <w:keepNext/>
       <w:keepLines/>
@@ -8215,9 +8200,10 @@
     <w:next w:val="Normal"/>
     <w:link w:val="Heading4Char"/>
     <w:uiPriority w:val="9"/>
+    <w:semiHidden/>
     <w:unhideWhenUsed/>
     <w:qFormat/>
-    <w:rsid w:val="008D0735"/>
+    <w:rsid w:val="00161652"/>
     <w:pPr>
       <w:keepNext/>
       <w:keepLines/>
@@ -8240,7 +8226,7 @@
     <w:semiHidden/>
     <w:unhideWhenUsed/>
     <w:qFormat/>
-    <w:rsid w:val="008D0735"/>
+    <w:rsid w:val="00161652"/>
     <w:pPr>
       <w:keepNext/>
       <w:keepLines/>
@@ -8261,7 +8247,7 @@
     <w:semiHidden/>
     <w:unhideWhenUsed/>
     <w:qFormat/>
-    <w:rsid w:val="008D0735"/>
+    <w:rsid w:val="00161652"/>
     <w:pPr>
       <w:keepNext/>
       <w:keepLines/>
@@ -8284,7 +8270,7 @@
     <w:semiHidden/>
     <w:unhideWhenUsed/>
     <w:qFormat/>
-    <w:rsid w:val="008D0735"/>
+    <w:rsid w:val="00161652"/>
     <w:pPr>
       <w:keepNext/>
       <w:keepLines/>
@@ -8305,7 +8291,7 @@
     <w:semiHidden/>
     <w:unhideWhenUsed/>
     <w:qFormat/>
-    <w:rsid w:val="008D0735"/>
+    <w:rsid w:val="00161652"/>
     <w:pPr>
       <w:keepNext/>
       <w:keepLines/>
@@ -8328,7 +8314,7 @@
     <w:semiHidden/>
     <w:unhideWhenUsed/>
     <w:qFormat/>
-    <w:rsid w:val="008D0735"/>
+    <w:rsid w:val="00161652"/>
     <w:pPr>
       <w:keepNext/>
       <w:keepLines/>
@@ -8343,6 +8329,7 @@
   <w:style w:type="character" w:default="1" w:styleId="DefaultParagraphFont">
     <w:name w:val="Default Paragraph Font"/>
     <w:uiPriority w:val="1"/>
+    <w:semiHidden/>
     <w:unhideWhenUsed/>
   </w:style>
   <w:style w:type="table" w:default="1" w:styleId="TableNormal">
@@ -8371,7 +8358,7 @@
     <w:basedOn w:val="DefaultParagraphFont"/>
     <w:link w:val="Heading1"/>
     <w:uiPriority w:val="9"/>
-    <w:rsid w:val="008D0735"/>
+    <w:rsid w:val="00161652"/>
     <w:rPr>
       <w:rFonts w:asciiTheme="majorHAnsi" w:eastAsiaTheme="majorEastAsia" w:hAnsiTheme="majorHAnsi" w:cstheme="majorBidi"/>
       <w:color w:val="2F5496" w:themeColor="accent1" w:themeShade="BF"/>
@@ -8384,7 +8371,7 @@
     <w:basedOn w:val="DefaultParagraphFont"/>
     <w:link w:val="Heading2"/>
     <w:uiPriority w:val="9"/>
-    <w:rsid w:val="008D0735"/>
+    <w:rsid w:val="00161652"/>
     <w:rPr>
       <w:rFonts w:asciiTheme="majorHAnsi" w:eastAsiaTheme="majorEastAsia" w:hAnsiTheme="majorHAnsi" w:cstheme="majorBidi"/>
       <w:color w:val="2F5496" w:themeColor="accent1" w:themeShade="BF"/>
@@ -8397,7 +8384,7 @@
     <w:basedOn w:val="DefaultParagraphFont"/>
     <w:link w:val="Heading3"/>
     <w:uiPriority w:val="9"/>
-    <w:rsid w:val="008D0735"/>
+    <w:rsid w:val="00161652"/>
     <w:rPr>
       <w:rFonts w:eastAsiaTheme="majorEastAsia" w:cstheme="majorBidi"/>
       <w:color w:val="2F5496" w:themeColor="accent1" w:themeShade="BF"/>
@@ -8410,7 +8397,8 @@
     <w:basedOn w:val="DefaultParagraphFont"/>
     <w:link w:val="Heading4"/>
     <w:uiPriority w:val="9"/>
-    <w:rsid w:val="008D0735"/>
+    <w:semiHidden/>
+    <w:rsid w:val="00161652"/>
     <w:rPr>
       <w:rFonts w:eastAsiaTheme="majorEastAsia" w:cstheme="majorBidi"/>
       <w:i/>
@@ -8424,7 +8412,7 @@
     <w:link w:val="Heading5"/>
     <w:uiPriority w:val="9"/>
     <w:semiHidden/>
-    <w:rsid w:val="008D0735"/>
+    <w:rsid w:val="00161652"/>
     <w:rPr>
       <w:rFonts w:eastAsiaTheme="majorEastAsia" w:cstheme="majorBidi"/>
       <w:color w:val="2F5496" w:themeColor="accent1" w:themeShade="BF"/>
@@ -8436,7 +8424,7 @@
     <w:link w:val="Heading6"/>
     <w:uiPriority w:val="9"/>
     <w:semiHidden/>
-    <w:rsid w:val="008D0735"/>
+    <w:rsid w:val="00161652"/>
     <w:rPr>
       <w:rFonts w:eastAsiaTheme="majorEastAsia" w:cstheme="majorBidi"/>
       <w:i/>
@@ -8450,7 +8438,7 @@
     <w:link w:val="Heading7"/>
     <w:uiPriority w:val="9"/>
     <w:semiHidden/>
-    <w:rsid w:val="008D0735"/>
+    <w:rsid w:val="00161652"/>
     <w:rPr>
       <w:rFonts w:eastAsiaTheme="majorEastAsia" w:cstheme="majorBidi"/>
       <w:color w:val="595959" w:themeColor="text1" w:themeTint="A6"/>
@@ -8462,7 +8450,7 @@
     <w:link w:val="Heading8"/>
     <w:uiPriority w:val="9"/>
     <w:semiHidden/>
-    <w:rsid w:val="008D0735"/>
+    <w:rsid w:val="00161652"/>
     <w:rPr>
       <w:rFonts w:eastAsiaTheme="majorEastAsia" w:cstheme="majorBidi"/>
       <w:i/>
@@ -8476,7 +8464,7 @@
     <w:link w:val="Heading9"/>
     <w:uiPriority w:val="9"/>
     <w:semiHidden/>
-    <w:rsid w:val="008D0735"/>
+    <w:rsid w:val="00161652"/>
     <w:rPr>
       <w:rFonts w:eastAsiaTheme="majorEastAsia" w:cstheme="majorBidi"/>
       <w:color w:val="272727" w:themeColor="text1" w:themeTint="D8"/>
@@ -8489,7 +8477,7 @@
     <w:link w:val="TitleChar"/>
     <w:uiPriority w:val="10"/>
     <w:qFormat/>
-    <w:rsid w:val="008D0735"/>
+    <w:rsid w:val="00161652"/>
     <w:pPr>
       <w:spacing w:after="80" w:line="240" w:lineRule="auto"/>
       <w:contextualSpacing/>
@@ -8507,7 +8495,7 @@
     <w:basedOn w:val="DefaultParagraphFont"/>
     <w:link w:val="Title"/>
     <w:uiPriority w:val="10"/>
-    <w:rsid w:val="008D0735"/>
+    <w:rsid w:val="00161652"/>
     <w:rPr>
       <w:rFonts w:asciiTheme="majorHAnsi" w:eastAsiaTheme="majorEastAsia" w:hAnsiTheme="majorHAnsi" w:cstheme="majorBidi"/>
       <w:spacing w:val="-10"/>
@@ -8523,7 +8511,7 @@
     <w:link w:val="SubtitleChar"/>
     <w:uiPriority w:val="11"/>
     <w:qFormat/>
-    <w:rsid w:val="008D0735"/>
+    <w:rsid w:val="00161652"/>
     <w:pPr>
       <w:numPr>
         <w:ilvl w:val="1"/>
@@ -8542,7 +8530,7 @@
     <w:basedOn w:val="DefaultParagraphFont"/>
     <w:link w:val="Subtitle"/>
     <w:uiPriority w:val="11"/>
-    <w:rsid w:val="008D0735"/>
+    <w:rsid w:val="00161652"/>
     <w:rPr>
       <w:rFonts w:eastAsiaTheme="majorEastAsia" w:cstheme="majorBidi"/>
       <w:color w:val="595959" w:themeColor="text1" w:themeTint="A6"/>
@@ -8558,7 +8546,7 @@
     <w:link w:val="QuoteChar"/>
     <w:uiPriority w:val="29"/>
     <w:qFormat/>
-    <w:rsid w:val="008D0735"/>
+    <w:rsid w:val="00161652"/>
     <w:pPr>
       <w:spacing w:before="160"/>
       <w:jc w:val="center"/>
@@ -8574,7 +8562,7 @@
     <w:basedOn w:val="DefaultParagraphFont"/>
     <w:link w:val="Quote"/>
     <w:uiPriority w:val="29"/>
-    <w:rsid w:val="008D0735"/>
+    <w:rsid w:val="00161652"/>
     <w:rPr>
       <w:i/>
       <w:iCs/>
@@ -8586,7 +8574,7 @@
     <w:basedOn w:val="Normal"/>
     <w:uiPriority w:val="34"/>
     <w:qFormat/>
-    <w:rsid w:val="008D0735"/>
+    <w:rsid w:val="00161652"/>
     <w:pPr>
       <w:ind w:left="720"/>
       <w:contextualSpacing/>
@@ -8597,7 +8585,7 @@
     <w:basedOn w:val="DefaultParagraphFont"/>
     <w:uiPriority w:val="21"/>
     <w:qFormat/>
-    <w:rsid w:val="008D0735"/>
+    <w:rsid w:val="00161652"/>
     <w:rPr>
       <w:i/>
       <w:iCs/>
@@ -8611,7 +8599,7 @@
     <w:link w:val="IntenseQuoteChar"/>
     <w:uiPriority w:val="30"/>
     <w:qFormat/>
-    <w:rsid w:val="008D0735"/>
+    <w:rsid w:val="00161652"/>
     <w:pPr>
       <w:pBdr>
         <w:top w:val="single" w:sz="4" w:space="10" w:color="2F5496" w:themeColor="accent1" w:themeShade="BF"/>
@@ -8632,7 +8620,7 @@
     <w:basedOn w:val="DefaultParagraphFont"/>
     <w:link w:val="IntenseQuote"/>
     <w:uiPriority w:val="30"/>
-    <w:rsid w:val="008D0735"/>
+    <w:rsid w:val="00161652"/>
     <w:rPr>
       <w:i/>
       <w:iCs/>
@@ -8644,7 +8632,7 @@
     <w:basedOn w:val="DefaultParagraphFont"/>
     <w:uiPriority w:val="32"/>
     <w:qFormat/>
-    <w:rsid w:val="008D0735"/>
+    <w:rsid w:val="00161652"/>
     <w:rPr>
       <w:b/>
       <w:bCs/>
